--- a/5CM12024630224IDPF/Entregable5/DocumentacionProyecto.docx
+++ b/5CM12024630224IDPF/Entregable5/DocumentacionProyecto.docx
@@ -1,6 +1,6 @@
 
 <file path=word/document.xml><?xml version="1.0" encoding="utf-8"?>
-<w:document xmlns:wpc="http://schemas.microsoft.com/office/word/2010/wordprocessingCanvas" xmlns:cx="http://schemas.microsoft.com/office/drawing/2014/chartex" xmlns:cx1="http://schemas.microsoft.com/office/drawing/2015/9/8/chartex" xmlns:cx2="http://schemas.microsoft.com/office/drawing/2015/10/21/chartex" xmlns:cx3="http://schemas.microsoft.com/office/drawing/2016/5/9/chartex" xmlns:cx4="http://schemas.microsoft.com/office/drawing/2016/5/10/chartex" xmlns:cx5="http://schemas.microsoft.com/office/drawing/2016/5/11/chartex" xmlns:cx6="http://schemas.microsoft.com/office/drawing/2016/5/12/chartex" xmlns:cx7="http://schemas.microsoft.com/office/drawing/2016/5/13/chartex" xmlns:cx8="http://schemas.microsoft.com/office/drawing/2016/5/14/chartex" xmlns:mc="http://schemas.openxmlformats.org/markup-compatibility/2006" xmlns:aink="http://schemas.microsoft.com/office/drawing/2016/ink" xmlns:am3d="http://schemas.microsoft.com/office/drawing/2017/model3d" xmlns:o="urn:schemas-microsoft-com:office:office" xmlns:oel="http://schemas.microsoft.com/office/2019/extlst" xmlns:r="http://schemas.openxmlformats.org/officeDocument/2006/relationships" xmlns:m="http://schemas.openxmlformats.org/officeDocument/2006/math" xmlns:v="urn:schemas-microsoft-com:vml" xmlns:wp14="http://schemas.microsoft.com/office/word/2010/wordprocessingDrawing" xmlns:wp="http://schemas.openxmlformats.org/drawingml/2006/wordprocessingDrawing" xmlns:w10="urn:schemas-microsoft-com:office:word" xmlns:w="http://schemas.openxmlformats.org/wordprocessingml/2006/main" xmlns:w14="http://schemas.microsoft.com/office/word/2010/wordml" xmlns:w15="http://schemas.microsoft.com/office/word/2012/wordml" xmlns:w16cex="http://schemas.microsoft.com/office/word/2018/wordml/cex" xmlns:w16cid="http://schemas.microsoft.com/office/word/2016/wordml/cid" xmlns:w16="http://schemas.microsoft.com/office/word/2018/wordml" xmlns:w16sdtdh="http://schemas.microsoft.com/office/word/2020/wordml/sdtdatahash" xmlns:w16se="http://schemas.microsoft.com/office/word/2015/wordml/symex" xmlns:wpg="http://schemas.microsoft.com/office/word/2010/wordprocessingGroup" xmlns:wpi="http://schemas.microsoft.com/office/word/2010/wordprocessingInk" xmlns:wne="http://schemas.microsoft.com/office/word/2006/wordml" xmlns:wps="http://schemas.microsoft.com/office/word/2010/wordprocessingShape" mc:Ignorable="w14 w15 w16se w16cid w16 w16cex w16sdtdh wp14">
+<w:document xmlns:wpc="http://schemas.microsoft.com/office/word/2010/wordprocessingCanvas" xmlns:cx="http://schemas.microsoft.com/office/drawing/2014/chartex" xmlns:cx1="http://schemas.microsoft.com/office/drawing/2015/9/8/chartex" xmlns:cx2="http://schemas.microsoft.com/office/drawing/2015/10/21/chartex" xmlns:cx3="http://schemas.microsoft.com/office/drawing/2016/5/9/chartex" xmlns:cx4="http://schemas.microsoft.com/office/drawing/2016/5/10/chartex" xmlns:cx5="http://schemas.microsoft.com/office/drawing/2016/5/11/chartex" xmlns:cx6="http://schemas.microsoft.com/office/drawing/2016/5/12/chartex" xmlns:cx7="http://schemas.microsoft.com/office/drawing/2016/5/13/chartex" xmlns:cx8="http://schemas.microsoft.com/office/drawing/2016/5/14/chartex" xmlns:mc="http://schemas.openxmlformats.org/markup-compatibility/2006" xmlns:aink="http://schemas.microsoft.com/office/drawing/2016/ink" xmlns:am3d="http://schemas.microsoft.com/office/drawing/2017/model3d" xmlns:o="urn:schemas-microsoft-com:office:office" xmlns:oel="http://schemas.microsoft.com/office/2019/extlst" xmlns:r="http://schemas.openxmlformats.org/officeDocument/2006/relationships" xmlns:m="http://schemas.openxmlformats.org/officeDocument/2006/math" xmlns:v="urn:schemas-microsoft-com:vml" xmlns:wp14="http://schemas.microsoft.com/office/word/2010/wordprocessingDrawing" xmlns:wp="http://schemas.openxmlformats.org/drawingml/2006/wordprocessingDrawing" xmlns:w10="urn:schemas-microsoft-com:office:word" xmlns:w="http://schemas.openxmlformats.org/wordprocessingml/2006/main" xmlns:w14="http://schemas.microsoft.com/office/word/2010/wordml" xmlns:w15="http://schemas.microsoft.com/office/word/2012/wordml" xmlns:w16cex="http://schemas.microsoft.com/office/word/2018/wordml/cex" xmlns:w16cid="http://schemas.microsoft.com/office/word/2016/wordml/cid" xmlns:w16="http://schemas.microsoft.com/office/word/2018/wordml" xmlns:w16du="http://schemas.microsoft.com/office/word/2023/wordml/word16du" xmlns:w16sdtdh="http://schemas.microsoft.com/office/word/2020/wordml/sdtdatahash" xmlns:w16sdtfl="http://schemas.microsoft.com/office/word/2024/wordml/sdtformatlock" xmlns:w16se="http://schemas.microsoft.com/office/word/2015/wordml/symex" xmlns:wpg="http://schemas.microsoft.com/office/word/2010/wordprocessingGroup" xmlns:wpi="http://schemas.microsoft.com/office/word/2010/wordprocessingInk" xmlns:wne="http://schemas.microsoft.com/office/word/2006/wordml" xmlns:wps="http://schemas.microsoft.com/office/word/2010/wordprocessingShape" mc:Ignorable="w14 w15 w16se w16cid w16 w16cex w16sdtdh w16sdtfl w16du wp14">
   <w:body>
     <w:p>
       <w:pPr>
@@ -5285,11 +5285,9 @@
       <w:r>
         <w:t xml:space="preserve">4.2 Diagrama de Clases — </w:t>
       </w:r>
-      <w:proofErr w:type="spellStart"/>
       <w:r>
         <w:t>Login</w:t>
       </w:r>
-      <w:proofErr w:type="spellEnd"/>
       <w:r>
         <w:t xml:space="preserve"> (</w:t>
       </w:r>
@@ -5455,11 +5453,9 @@
       <w:r>
         <w:t xml:space="preserve">5.1 Secuencia — </w:t>
       </w:r>
-      <w:proofErr w:type="spellStart"/>
       <w:r>
         <w:t>Login</w:t>
       </w:r>
-      <w:proofErr w:type="spellEnd"/>
     </w:p>
     <w:p>
       <w:pPr>
@@ -5809,40 +5805,11 @@
         <w:t>.</w:t>
       </w:r>
     </w:p>
-    <w:p/>
-    <w:p>
-      <w:pPr>
-        <w:pStyle w:val="Ttulo1"/>
-      </w:pPr>
-      <w:r>
-        <w:lastRenderedPageBreak/>
-        <w:t>7. Diagrama de Actividades</w:t>
-      </w:r>
-    </w:p>
     <w:p>
       <w:pPr>
         <w:spacing w:before="60" w:after="100"/>
         <w:jc w:val="both"/>
       </w:pPr>
-      <w:r>
-        <w:t xml:space="preserve">El diagrama de actividades describe el flujo de trabajo del editor de diagramas. Incluye dos carriles principales: la actualización de estado en el </w:t>
-      </w:r>
-      <w:proofErr w:type="spellStart"/>
-      <w:r>
-        <w:t>canvas</w:t>
-      </w:r>
-      <w:proofErr w:type="spellEnd"/>
-      <w:r>
-        <w:t xml:space="preserve"> (agregar, conectar, mover y eliminar nodos) y la gestión del diagrama al guardarlo (preparación del </w:t>
-      </w:r>
-      <w:proofErr w:type="spellStart"/>
-      <w:r>
-        <w:t>payload</w:t>
-      </w:r>
-      <w:proofErr w:type="spellEnd"/>
-      <w:r>
-        <w:t>, petición HTTP y manejo de resultado).</w:t>
-      </w:r>
     </w:p>
     <w:p>
       <w:pPr>
@@ -5853,10 +5820,11 @@
         <w:rPr>
           <w:noProof/>
         </w:rPr>
+        <w:lastRenderedPageBreak/>
         <w:drawing>
-          <wp:inline distT="0" distB="0" distL="0" distR="0" wp14:anchorId="31DA9AE3" wp14:editId="2A74D507">
-            <wp:extent cx="3810000" cy="4248150"/>
-            <wp:effectExtent l="0" t="0" r="0" b="0"/>
+          <wp:inline distT="0" distB="0" distL="0" distR="0" wp14:anchorId="66271069" wp14:editId="0DA439F9">
+            <wp:extent cx="6361390" cy="7092950"/>
+            <wp:effectExtent l="0" t="0" r="1905" b="0"/>
             <wp:docPr id="7" name="Imagen 7"/>
             <wp:cNvGraphicFramePr>
               <a:graphicFrameLocks xmlns:a="http://schemas.openxmlformats.org/drawingml/2006/main" noChangeAspect="1"/>
@@ -5880,7 +5848,7 @@
                   <pic:spPr bwMode="auto">
                     <a:xfrm>
                       <a:off x="0" y="0"/>
-                      <a:ext cx="3810000" cy="4248150"/>
+                      <a:ext cx="6381474" cy="7115344"/>
                     </a:xfrm>
                     <a:prstGeom prst="rect">
                       <a:avLst/>
@@ -5906,7 +5874,7 @@
           <w:sz w:val="18"/>
           <w:szCs w:val="18"/>
         </w:rPr>
-        <w:t>Figura 7. Diagrama de Actividades —</w:t>
+        <w:t>Figura 7. Diagrama de</w:t>
       </w:r>
       <w:r>
         <w:rPr>
@@ -5916,7 +5884,17 @@
           <w:sz w:val="18"/>
           <w:szCs w:val="18"/>
         </w:rPr>
-        <w:t xml:space="preserve"> </w:t>
+        <w:t xml:space="preserve"> Estados</w:t>
+      </w:r>
+      <w:r>
+        <w:rPr>
+          <w:i/>
+          <w:iCs/>
+          <w:color w:val="64748B"/>
+          <w:sz w:val="18"/>
+          <w:szCs w:val="18"/>
+        </w:rPr>
+        <w:t xml:space="preserve"> — </w:t>
       </w:r>
       <w:proofErr w:type="spellStart"/>
       <w:r>
@@ -5933,6 +5911,61 @@
     </w:p>
     <w:p>
       <w:pPr>
+        <w:spacing w:before="60" w:after="100"/>
+        <w:jc w:val="both"/>
+      </w:pPr>
+    </w:p>
+    <w:p/>
+    <w:p>
+      <w:pPr>
+        <w:rPr>
+          <w:b/>
+          <w:bCs/>
+          <w:color w:val="1A3560"/>
+          <w:sz w:val="34"/>
+          <w:szCs w:val="34"/>
+        </w:rPr>
+      </w:pPr>
+      <w:r>
+        <w:br w:type="page"/>
+      </w:r>
+    </w:p>
+    <w:p>
+      <w:pPr>
+        <w:pStyle w:val="Ttulo1"/>
+      </w:pPr>
+      <w:r>
+        <w:lastRenderedPageBreak/>
+        <w:t>7. Diagrama de Actividades</w:t>
+      </w:r>
+    </w:p>
+    <w:p>
+      <w:pPr>
+        <w:spacing w:before="60" w:after="100"/>
+        <w:jc w:val="both"/>
+      </w:pPr>
+      <w:r>
+        <w:t xml:space="preserve">El diagrama de actividades describe el flujo de trabajo del editor de diagramas. Incluye dos carriles principales: la actualización de estado en el </w:t>
+      </w:r>
+      <w:proofErr w:type="spellStart"/>
+      <w:r>
+        <w:t>canvas</w:t>
+      </w:r>
+      <w:proofErr w:type="spellEnd"/>
+      <w:r>
+        <w:t xml:space="preserve"> (agregar, conectar, mover y eliminar nodos) y la gestión del diagrama al guardarlo (preparación del </w:t>
+      </w:r>
+      <w:proofErr w:type="spellStart"/>
+      <w:r>
+        <w:t>payload</w:t>
+      </w:r>
+      <w:proofErr w:type="spellEnd"/>
+      <w:r>
+        <w:t>, petición HTTP y manejo de resultado).</w:t>
+      </w:r>
+    </w:p>
+    <w:p>
+      <w:pPr>
         <w:pBdr>
           <w:bottom w:val="single" w:sz="4" w:space="1" w:color="CBD5E1"/>
         </w:pBdr>
@@ -5940,95 +5973,7 @@
       </w:pPr>
     </w:p>
     <w:p>
-      <w:r>
-        <w:br w:type="page"/>
-      </w:r>
-    </w:p>
-    <w:p>
-      <w:pPr>
-        <w:pStyle w:val="Ttulo1"/>
-      </w:pPr>
-      <w:r>
-        <w:lastRenderedPageBreak/>
-        <w:t>8. Diagrama de Componentes</w:t>
-      </w:r>
-    </w:p>
-    <w:p>
-      <w:pPr>
-        <w:spacing w:before="60" w:after="100"/>
-        <w:jc w:val="both"/>
-      </w:pPr>
-      <w:r>
-        <w:t xml:space="preserve">El diagrama de componentes muestra la estructura modular del sistema, dividida en tres capas: </w:t>
-      </w:r>
-      <w:proofErr w:type="spellStart"/>
-      <w:r>
-        <w:t>Frontend</w:t>
-      </w:r>
-      <w:proofErr w:type="spellEnd"/>
-      <w:r>
-        <w:t xml:space="preserve"> (</w:t>
-      </w:r>
-      <w:proofErr w:type="spellStart"/>
-      <w:r>
-        <w:t>React</w:t>
-      </w:r>
-      <w:proofErr w:type="spellEnd"/>
-      <w:r>
-        <w:t xml:space="preserve">), </w:t>
-      </w:r>
-      <w:proofErr w:type="spellStart"/>
-      <w:r>
-        <w:t>Backend</w:t>
-      </w:r>
-      <w:proofErr w:type="spellEnd"/>
-      <w:r>
-        <w:t xml:space="preserve"> (Java </w:t>
-      </w:r>
-      <w:proofErr w:type="spellStart"/>
-      <w:r>
-        <w:t>Servlets</w:t>
-      </w:r>
-      <w:proofErr w:type="spellEnd"/>
-      <w:r>
-        <w:t xml:space="preserve"> sobre Tomcat) y Capa de Acceso a Datos (MySQL). La comunicación entre el </w:t>
-      </w:r>
-      <w:proofErr w:type="spellStart"/>
-      <w:r>
-        <w:t>frontend</w:t>
-      </w:r>
-      <w:proofErr w:type="spellEnd"/>
-      <w:r>
-        <w:t xml:space="preserve"> y el </w:t>
-      </w:r>
-      <w:proofErr w:type="spellStart"/>
-      <w:r>
-        <w:t>backend</w:t>
-      </w:r>
-      <w:proofErr w:type="spellEnd"/>
-      <w:r>
-        <w:t xml:space="preserve"> se realiza mediante HTTP </w:t>
-      </w:r>
-      <w:proofErr w:type="spellStart"/>
-      <w:r>
-        <w:t>Request</w:t>
-      </w:r>
-      <w:proofErr w:type="spellEnd"/>
-      <w:r>
-        <w:t xml:space="preserve">, y entre el </w:t>
-      </w:r>
-      <w:proofErr w:type="spellStart"/>
-      <w:r>
-        <w:t>backend</w:t>
-      </w:r>
-      <w:proofErr w:type="spellEnd"/>
-      <w:r>
-        <w:t xml:space="preserve"> y la base de datos mediante JDBC.</w:t>
-      </w:r>
-    </w:p>
-    <w:p>
-      <w:pPr>
-        <w:spacing w:before="120" w:after="60"/>
+      <w:pPr>
         <w:jc w:val="center"/>
       </w:pPr>
       <w:r>
@@ -6036,10 +5981,10 @@
           <w:noProof/>
         </w:rPr>
         <w:drawing>
-          <wp:inline distT="0" distB="0" distL="0" distR="0" wp14:anchorId="5F1D29DC" wp14:editId="7CDBBF39">
-            <wp:extent cx="5905500" cy="4391025"/>
-            <wp:effectExtent l="0" t="0" r="0" b="0"/>
-            <wp:docPr id="8" name="Imagen 8"/>
+          <wp:inline distT="0" distB="0" distL="0" distR="0" wp14:anchorId="2157C8F1" wp14:editId="62867061">
+            <wp:extent cx="5873510" cy="4851400"/>
+            <wp:effectExtent l="0" t="0" r="0" b="6350"/>
+            <wp:docPr id="362357452" name="Imagen 1"/>
             <wp:cNvGraphicFramePr>
               <a:graphicFrameLocks xmlns:a="http://schemas.openxmlformats.org/drawingml/2006/main" noChangeAspect="1"/>
             </wp:cNvGraphicFramePr>
@@ -6047,22 +5992,19 @@
               <a:graphicData uri="http://schemas.openxmlformats.org/drawingml/2006/picture">
                 <pic:pic xmlns:pic="http://schemas.openxmlformats.org/drawingml/2006/picture">
                   <pic:nvPicPr>
-                    <pic:cNvPr id="0" name=""/>
-                    <pic:cNvPicPr>
-                      <a:picLocks noChangeAspect="1" noChangeArrowheads="1"/>
-                    </pic:cNvPicPr>
+                    <pic:cNvPr id="362357452" name=""/>
+                    <pic:cNvPicPr/>
                   </pic:nvPicPr>
                   <pic:blipFill>
                     <a:blip r:embed="rId14"/>
-                    <a:srcRect/>
                     <a:stretch>
                       <a:fillRect/>
                     </a:stretch>
                   </pic:blipFill>
-                  <pic:spPr bwMode="auto">
+                  <pic:spPr>
                     <a:xfrm>
                       <a:off x="0" y="0"/>
-                      <a:ext cx="5905500" cy="4391025"/>
+                      <a:ext cx="5947921" cy="4912862"/>
                     </a:xfrm>
                     <a:prstGeom prst="rect">
                       <a:avLst/>
@@ -6074,32 +6016,6 @@
           </wp:inline>
         </w:drawing>
       </w:r>
-    </w:p>
-    <w:p>
-      <w:pPr>
-        <w:spacing w:before="60" w:after="160"/>
-        <w:jc w:val="center"/>
-      </w:pPr>
-      <w:r>
-        <w:rPr>
-          <w:i/>
-          <w:iCs/>
-          <w:color w:val="64748B"/>
-          <w:sz w:val="18"/>
-          <w:szCs w:val="18"/>
-        </w:rPr>
-        <w:t>Figura 8. Diagrama de Componentes</w:t>
-      </w:r>
-    </w:p>
-    <w:p>
-      <w:pPr>
-        <w:pBdr>
-          <w:bottom w:val="single" w:sz="4" w:space="1" w:color="CBD5E1"/>
-        </w:pBdr>
-        <w:spacing w:before="160" w:after="160"/>
-      </w:pPr>
-    </w:p>
-    <w:p>
       <w:r>
         <w:br w:type="page"/>
       </w:r>
@@ -6110,7 +6026,7 @@
       </w:pPr>
       <w:r>
         <w:lastRenderedPageBreak/>
-        <w:t>9. Diagrama de Paquetes</w:t>
+        <w:t>8. Diagrama de Componentes</w:t>
       </w:r>
     </w:p>
     <w:p>
@@ -6119,7 +6035,7 @@
         <w:jc w:val="both"/>
       </w:pPr>
       <w:r>
-        <w:t xml:space="preserve">El diagrama de paquetes ilustra la organización lógica del sistema. El paquete </w:t>
+        <w:t xml:space="preserve">El diagrama de componentes muestra la estructura modular del sistema, dividida en tres capas: </w:t>
       </w:r>
       <w:proofErr w:type="spellStart"/>
       <w:r>
@@ -6127,47 +6043,63 @@
       </w:r>
       <w:proofErr w:type="spellEnd"/>
       <w:r>
-        <w:t xml:space="preserve"> contiene el enrutador </w:t>
+        <w:t xml:space="preserve"> (</w:t>
       </w:r>
       <w:proofErr w:type="spellStart"/>
       <w:r>
-        <w:t>BootstrapReact</w:t>
+        <w:t>React</w:t>
       </w:r>
       <w:proofErr w:type="spellEnd"/>
       <w:r>
-        <w:t xml:space="preserve"> y los componentes </w:t>
+        <w:t xml:space="preserve">), </w:t>
       </w:r>
       <w:proofErr w:type="spellStart"/>
       <w:r>
-        <w:t>Login</w:t>
+        <w:t>Backend</w:t>
       </w:r>
       <w:proofErr w:type="spellEnd"/>
       <w:r>
-        <w:t xml:space="preserve">, </w:t>
+        <w:t xml:space="preserve"> (Java </w:t>
       </w:r>
       <w:proofErr w:type="spellStart"/>
       <w:r>
-        <w:t>Bienvenida_View</w:t>
+        <w:t>Servlets</w:t>
       </w:r>
       <w:proofErr w:type="spellEnd"/>
       <w:r>
-        <w:t xml:space="preserve">, Graficadora y </w:t>
+        <w:t xml:space="preserve"> sobre Tomcat) y Capa de Acceso a Datos (MySQL). La comunicación entre el </w:t>
       </w:r>
       <w:proofErr w:type="spellStart"/>
       <w:r>
-        <w:t>CrearDiagrama</w:t>
+        <w:t>frontend</w:t>
       </w:r>
       <w:proofErr w:type="spellEnd"/>
       <w:r>
-        <w:t xml:space="preserve">. La Graficadora se comunica con el paquete MODELREST mediante HTTP </w:t>
+        <w:t xml:space="preserve"> y el </w:t>
       </w:r>
       <w:proofErr w:type="spellStart"/>
       <w:r>
-        <w:t>Fetch</w:t>
+        <w:t>backend</w:t>
       </w:r>
       <w:proofErr w:type="spellEnd"/>
       <w:r>
-        <w:t xml:space="preserve"> para obtener los datos de los diagramas.</w:t>
+        <w:t xml:space="preserve"> se realiza mediante HTTP </w:t>
+      </w:r>
+      <w:proofErr w:type="spellStart"/>
+      <w:r>
+        <w:t>Request</w:t>
+      </w:r>
+      <w:proofErr w:type="spellEnd"/>
+      <w:r>
+        <w:t xml:space="preserve">, y entre el </w:t>
+      </w:r>
+      <w:proofErr w:type="spellStart"/>
+      <w:r>
+        <w:t>backend</w:t>
+      </w:r>
+      <w:proofErr w:type="spellEnd"/>
+      <w:r>
+        <w:t xml:space="preserve"> y la base de datos mediante JDBC.</w:t>
       </w:r>
     </w:p>
     <w:p>
@@ -6180,10 +6112,10 @@
           <w:noProof/>
         </w:rPr>
         <w:drawing>
-          <wp:inline distT="0" distB="0" distL="0" distR="0" wp14:anchorId="1543F9E7" wp14:editId="6BD6C0B2">
-            <wp:extent cx="5715000" cy="3933825"/>
+          <wp:inline distT="0" distB="0" distL="0" distR="0" wp14:anchorId="5F1D29DC" wp14:editId="7CDBBF39">
+            <wp:extent cx="5905500" cy="4391025"/>
             <wp:effectExtent l="0" t="0" r="0" b="0"/>
-            <wp:docPr id="9" name="Imagen 9"/>
+            <wp:docPr id="8" name="Imagen 8"/>
             <wp:cNvGraphicFramePr>
               <a:graphicFrameLocks xmlns:a="http://schemas.openxmlformats.org/drawingml/2006/main" noChangeAspect="1"/>
             </wp:cNvGraphicFramePr>
@@ -6206,7 +6138,7 @@
                   <pic:spPr bwMode="auto">
                     <a:xfrm>
                       <a:off x="0" y="0"/>
-                      <a:ext cx="5715000" cy="3933825"/>
+                      <a:ext cx="5905500" cy="4391025"/>
                     </a:xfrm>
                     <a:prstGeom prst="rect">
                       <a:avLst/>
@@ -6232,7 +6164,7 @@
           <w:sz w:val="18"/>
           <w:szCs w:val="18"/>
         </w:rPr>
-        <w:t>Figura 9. Diagrama de Paquetes</w:t>
+        <w:t>Figura 8. Diagrama de Componentes</w:t>
       </w:r>
     </w:p>
     <w:p>
@@ -6254,7 +6186,7 @@
       </w:pPr>
       <w:r>
         <w:lastRenderedPageBreak/>
-        <w:t>10. Diagrama de Despliegue</w:t>
+        <w:t>9. Diagrama de Paquetes</w:t>
       </w:r>
     </w:p>
     <w:p>
@@ -6263,23 +6195,39 @@
         <w:jc w:val="both"/>
       </w:pPr>
       <w:r>
-        <w:t xml:space="preserve">El diagrama de despliegue muestra cómo se distribuyen físicamente los componentes del sistema en los nodos de infraestructura. Los </w:t>
+        <w:t xml:space="preserve">El diagrama de paquetes ilustra la organización lógica del sistema. El paquete </w:t>
       </w:r>
       <w:proofErr w:type="spellStart"/>
       <w:r>
-        <w:t>servlets</w:t>
+        <w:t>Frontend</w:t>
       </w:r>
       <w:proofErr w:type="spellEnd"/>
       <w:r>
-        <w:t xml:space="preserve"> del </w:t>
+        <w:t xml:space="preserve"> contiene el enrutador </w:t>
       </w:r>
       <w:proofErr w:type="spellStart"/>
       <w:r>
-        <w:t>backend</w:t>
+        <w:t>BootstrapReact</w:t>
       </w:r>
       <w:proofErr w:type="spellEnd"/>
       <w:r>
-        <w:t xml:space="preserve"> (Login.java, CrearDiagrama.java, EliminarDiagrama.java, MostrarDiagrama.java, MostrarDiagramas.java) dependen todos de DB.java para acceder a la base de datos MySQL mediante JDBC.</w:t>
+        <w:t xml:space="preserve"> y los componentes Login, </w:t>
+      </w:r>
+      <w:proofErr w:type="spellStart"/>
+      <w:r>
+        <w:t>Bienvenida_View</w:t>
+      </w:r>
+      <w:proofErr w:type="spellEnd"/>
+      <w:r>
+        <w:t xml:space="preserve">, Graficadora y </w:t>
+      </w:r>
+      <w:proofErr w:type="spellStart"/>
+      <w:r>
+        <w:t>CrearDiagrama</w:t>
+      </w:r>
+      <w:proofErr w:type="spellEnd"/>
+      <w:r>
+        <w:t>. La Graficadora se comunica con el paquete MODELREST mediante HTTP Fetch para obtener los datos de los diagramas.</w:t>
       </w:r>
     </w:p>
     <w:p>
@@ -6292,10 +6240,10 @@
           <w:noProof/>
         </w:rPr>
         <w:drawing>
-          <wp:inline distT="0" distB="0" distL="0" distR="0" wp14:anchorId="28AB6C32" wp14:editId="536273A2">
-            <wp:extent cx="4381500" cy="2590800"/>
+          <wp:inline distT="0" distB="0" distL="0" distR="0" wp14:anchorId="1543F9E7" wp14:editId="6BD6C0B2">
+            <wp:extent cx="5715000" cy="3933825"/>
             <wp:effectExtent l="0" t="0" r="0" b="0"/>
-            <wp:docPr id="10" name="Imagen 10"/>
+            <wp:docPr id="9" name="Imagen 9"/>
             <wp:cNvGraphicFramePr>
               <a:graphicFrameLocks xmlns:a="http://schemas.openxmlformats.org/drawingml/2006/main" noChangeAspect="1"/>
             </wp:cNvGraphicFramePr>
@@ -6318,6 +6266,118 @@
                   <pic:spPr bwMode="auto">
                     <a:xfrm>
                       <a:off x="0" y="0"/>
+                      <a:ext cx="5715000" cy="3933825"/>
+                    </a:xfrm>
+                    <a:prstGeom prst="rect">
+                      <a:avLst/>
+                    </a:prstGeom>
+                  </pic:spPr>
+                </pic:pic>
+              </a:graphicData>
+            </a:graphic>
+          </wp:inline>
+        </w:drawing>
+      </w:r>
+    </w:p>
+    <w:p>
+      <w:pPr>
+        <w:spacing w:before="60" w:after="160"/>
+        <w:jc w:val="center"/>
+      </w:pPr>
+      <w:r>
+        <w:rPr>
+          <w:i/>
+          <w:iCs/>
+          <w:color w:val="64748B"/>
+          <w:sz w:val="18"/>
+          <w:szCs w:val="18"/>
+        </w:rPr>
+        <w:t>Figura 9. Diagrama de Paquetes</w:t>
+      </w:r>
+    </w:p>
+    <w:p>
+      <w:pPr>
+        <w:pBdr>
+          <w:bottom w:val="single" w:sz="4" w:space="1" w:color="CBD5E1"/>
+        </w:pBdr>
+        <w:spacing w:before="160" w:after="160"/>
+      </w:pPr>
+    </w:p>
+    <w:p>
+      <w:r>
+        <w:br w:type="page"/>
+      </w:r>
+    </w:p>
+    <w:p>
+      <w:pPr>
+        <w:pStyle w:val="Ttulo1"/>
+      </w:pPr>
+      <w:r>
+        <w:lastRenderedPageBreak/>
+        <w:t>10. Diagrama de Despliegue</w:t>
+      </w:r>
+    </w:p>
+    <w:p>
+      <w:pPr>
+        <w:spacing w:before="60" w:after="100"/>
+        <w:jc w:val="both"/>
+      </w:pPr>
+      <w:r>
+        <w:t xml:space="preserve">El diagrama de despliegue muestra cómo se distribuyen físicamente los componentes del sistema en los nodos de infraestructura. Los </w:t>
+      </w:r>
+      <w:proofErr w:type="spellStart"/>
+      <w:r>
+        <w:t>servlets</w:t>
+      </w:r>
+      <w:proofErr w:type="spellEnd"/>
+      <w:r>
+        <w:t xml:space="preserve"> del </w:t>
+      </w:r>
+      <w:proofErr w:type="spellStart"/>
+      <w:r>
+        <w:t>backend</w:t>
+      </w:r>
+      <w:proofErr w:type="spellEnd"/>
+      <w:r>
+        <w:t xml:space="preserve"> (Login.java, CrearDiagrama.java, EliminarDiagrama.java, MostrarDiagrama.java, MostrarDiagramas.java) dependen todos de DB.java para acceder a la base de datos MySQL mediante JDBC.</w:t>
+      </w:r>
+    </w:p>
+    <w:p>
+      <w:pPr>
+        <w:spacing w:before="120" w:after="60"/>
+        <w:jc w:val="center"/>
+      </w:pPr>
+      <w:r>
+        <w:rPr>
+          <w:noProof/>
+        </w:rPr>
+        <w:drawing>
+          <wp:inline distT="0" distB="0" distL="0" distR="0" wp14:anchorId="28AB6C32" wp14:editId="536273A2">
+            <wp:extent cx="4381500" cy="2590800"/>
+            <wp:effectExtent l="0" t="0" r="0" b="0"/>
+            <wp:docPr id="10" name="Imagen 10"/>
+            <wp:cNvGraphicFramePr>
+              <a:graphicFrameLocks xmlns:a="http://schemas.openxmlformats.org/drawingml/2006/main" noChangeAspect="1"/>
+            </wp:cNvGraphicFramePr>
+            <a:graphic xmlns:a="http://schemas.openxmlformats.org/drawingml/2006/main">
+              <a:graphicData uri="http://schemas.openxmlformats.org/drawingml/2006/picture">
+                <pic:pic xmlns:pic="http://schemas.openxmlformats.org/drawingml/2006/picture">
+                  <pic:nvPicPr>
+                    <pic:cNvPr id="0" name=""/>
+                    <pic:cNvPicPr>
+                      <a:picLocks noChangeAspect="1" noChangeArrowheads="1"/>
+                    </pic:cNvPicPr>
+                  </pic:nvPicPr>
+                  <pic:blipFill>
+                    <a:blip r:embed="rId17"/>
+                    <a:srcRect/>
+                    <a:stretch>
+                      <a:fillRect/>
+                    </a:stretch>
+                  </pic:blipFill>
+                  <pic:spPr bwMode="auto">
+                    <a:xfrm>
+                      <a:off x="0" y="0"/>
                       <a:ext cx="4381500" cy="2590800"/>
                     </a:xfrm>
                     <a:prstGeom prst="rect">
@@ -6586,8 +6646,8 @@
       </w:r>
     </w:p>
     <w:sectPr>
-      <w:headerReference w:type="default" r:id="rId17"/>
-      <w:footerReference w:type="default" r:id="rId18"/>
+      <w:headerReference w:type="default" r:id="rId18"/>
+      <w:footerReference w:type="default" r:id="rId19"/>
       <w:pgSz w:w="12240" w:h="15840"/>
       <w:pgMar w:top="1260" w:right="1260" w:bottom="1260" w:left="1260" w:header="708" w:footer="708" w:gutter="0"/>
       <w:cols w:space="720"/>
@@ -6598,7 +6658,7 @@
 </file>
 
 <file path=word/endnotes.xml><?xml version="1.0" encoding="utf-8"?>
-<w:endnotes xmlns:wpc="http://schemas.microsoft.com/office/word/2010/wordprocessingCanvas" xmlns:cx="http://schemas.microsoft.com/office/drawing/2014/chartex" xmlns:cx1="http://schemas.microsoft.com/office/drawing/2015/9/8/chartex" xmlns:cx2="http://schemas.microsoft.com/office/drawing/2015/10/21/chartex" xmlns:cx3="http://schemas.microsoft.com/office/drawing/2016/5/9/chartex" xmlns:cx4="http://schemas.microsoft.com/office/drawing/2016/5/10/chartex" xmlns:cx5="http://schemas.microsoft.com/office/drawing/2016/5/11/chartex" xmlns:cx6="http://schemas.microsoft.com/office/drawing/2016/5/12/chartex" xmlns:cx7="http://schemas.microsoft.com/office/drawing/2016/5/13/chartex" xmlns:cx8="http://schemas.microsoft.com/office/drawing/2016/5/14/chartex" xmlns:mc="http://schemas.openxmlformats.org/markup-compatibility/2006" xmlns:aink="http://schemas.microsoft.com/office/drawing/2016/ink" xmlns:am3d="http://schemas.microsoft.com/office/drawing/2017/model3d" xmlns:o="urn:schemas-microsoft-com:office:office" xmlns:oel="http://schemas.microsoft.com/office/2019/extlst" xmlns:r="http://schemas.openxmlformats.org/officeDocument/2006/relationships" xmlns:m="http://schemas.openxmlformats.org/officeDocument/2006/math" xmlns:v="urn:schemas-microsoft-com:vml" xmlns:wp14="http://schemas.microsoft.com/office/word/2010/wordprocessingDrawing" xmlns:wp="http://schemas.openxmlformats.org/drawingml/2006/wordprocessingDrawing" xmlns:w10="urn:schemas-microsoft-com:office:word" xmlns:w="http://schemas.openxmlformats.org/wordprocessingml/2006/main" xmlns:w14="http://schemas.microsoft.com/office/word/2010/wordml" xmlns:w15="http://schemas.microsoft.com/office/word/2012/wordml" xmlns:w16cex="http://schemas.microsoft.com/office/word/2018/wordml/cex" xmlns:w16cid="http://schemas.microsoft.com/office/word/2016/wordml/cid" xmlns:w16="http://schemas.microsoft.com/office/word/2018/wordml" xmlns:w16sdtdh="http://schemas.microsoft.com/office/word/2020/wordml/sdtdatahash" xmlns:w16se="http://schemas.microsoft.com/office/word/2015/wordml/symex" xmlns:wpg="http://schemas.microsoft.com/office/word/2010/wordprocessingGroup" xmlns:wpi="http://schemas.microsoft.com/office/word/2010/wordprocessingInk" xmlns:wne="http://schemas.microsoft.com/office/word/2006/wordml" xmlns:wps="http://schemas.microsoft.com/office/word/2010/wordprocessingShape" mc:Ignorable="w14 w15 w16se w16cid w16 w16cex w16sdtdh wp14">
+<w:endnotes xmlns:wpc="http://schemas.microsoft.com/office/word/2010/wordprocessingCanvas" xmlns:cx="http://schemas.microsoft.com/office/drawing/2014/chartex" xmlns:cx1="http://schemas.microsoft.com/office/drawing/2015/9/8/chartex" xmlns:cx2="http://schemas.microsoft.com/office/drawing/2015/10/21/chartex" xmlns:cx3="http://schemas.microsoft.com/office/drawing/2016/5/9/chartex" xmlns:cx4="http://schemas.microsoft.com/office/drawing/2016/5/10/chartex" xmlns:cx5="http://schemas.microsoft.com/office/drawing/2016/5/11/chartex" xmlns:cx6="http://schemas.microsoft.com/office/drawing/2016/5/12/chartex" xmlns:cx7="http://schemas.microsoft.com/office/drawing/2016/5/13/chartex" xmlns:cx8="http://schemas.microsoft.com/office/drawing/2016/5/14/chartex" xmlns:mc="http://schemas.openxmlformats.org/markup-compatibility/2006" xmlns:aink="http://schemas.microsoft.com/office/drawing/2016/ink" xmlns:am3d="http://schemas.microsoft.com/office/drawing/2017/model3d" xmlns:o="urn:schemas-microsoft-com:office:office" xmlns:oel="http://schemas.microsoft.com/office/2019/extlst" xmlns:r="http://schemas.openxmlformats.org/officeDocument/2006/relationships" xmlns:m="http://schemas.openxmlformats.org/officeDocument/2006/math" xmlns:v="urn:schemas-microsoft-com:vml" xmlns:wp14="http://schemas.microsoft.com/office/word/2010/wordprocessingDrawing" xmlns:wp="http://schemas.openxmlformats.org/drawingml/2006/wordprocessingDrawing" xmlns:w10="urn:schemas-microsoft-com:office:word" xmlns:w="http://schemas.openxmlformats.org/wordprocessingml/2006/main" xmlns:w14="http://schemas.microsoft.com/office/word/2010/wordml" xmlns:w15="http://schemas.microsoft.com/office/word/2012/wordml" xmlns:w16cex="http://schemas.microsoft.com/office/word/2018/wordml/cex" xmlns:w16cid="http://schemas.microsoft.com/office/word/2016/wordml/cid" xmlns:w16="http://schemas.microsoft.com/office/word/2018/wordml" xmlns:w16du="http://schemas.microsoft.com/office/word/2023/wordml/word16du" xmlns:w16sdtdh="http://schemas.microsoft.com/office/word/2020/wordml/sdtdatahash" xmlns:w16sdtfl="http://schemas.microsoft.com/office/word/2024/wordml/sdtformatlock" xmlns:w16se="http://schemas.microsoft.com/office/word/2015/wordml/symex" xmlns:wpg="http://schemas.microsoft.com/office/word/2010/wordprocessingGroup" xmlns:wpi="http://schemas.microsoft.com/office/word/2010/wordprocessingInk" xmlns:wne="http://schemas.microsoft.com/office/word/2006/wordml" xmlns:wps="http://schemas.microsoft.com/office/word/2010/wordprocessingShape" mc:Ignorable="w14 w15 w16se w16cid w16 w16cex w16sdtdh w16sdtfl w16du wp14">
   <w:endnote w:type="separator" w:id="-1">
     <w:p>
       <w:r>
@@ -6617,7 +6677,7 @@
 </file>
 
 <file path=word/footer1.xml><?xml version="1.0" encoding="utf-8"?>
-<w:ftr xmlns:wpc="http://schemas.microsoft.com/office/word/2010/wordprocessingCanvas" xmlns:cx="http://schemas.microsoft.com/office/drawing/2014/chartex" xmlns:cx1="http://schemas.microsoft.com/office/drawing/2015/9/8/chartex" xmlns:cx2="http://schemas.microsoft.com/office/drawing/2015/10/21/chartex" xmlns:cx3="http://schemas.microsoft.com/office/drawing/2016/5/9/chartex" xmlns:cx4="http://schemas.microsoft.com/office/drawing/2016/5/10/chartex" xmlns:cx5="http://schemas.microsoft.com/office/drawing/2016/5/11/chartex" xmlns:cx6="http://schemas.microsoft.com/office/drawing/2016/5/12/chartex" xmlns:cx7="http://schemas.microsoft.com/office/drawing/2016/5/13/chartex" xmlns:cx8="http://schemas.microsoft.com/office/drawing/2016/5/14/chartex" xmlns:mc="http://schemas.openxmlformats.org/markup-compatibility/2006" xmlns:aink="http://schemas.microsoft.com/office/drawing/2016/ink" xmlns:am3d="http://schemas.microsoft.com/office/drawing/2017/model3d" xmlns:o="urn:schemas-microsoft-com:office:office" xmlns:oel="http://schemas.microsoft.com/office/2019/extlst" xmlns:r="http://schemas.openxmlformats.org/officeDocument/2006/relationships" xmlns:m="http://schemas.openxmlformats.org/officeDocument/2006/math" xmlns:v="urn:schemas-microsoft-com:vml" xmlns:wp14="http://schemas.microsoft.com/office/word/2010/wordprocessingDrawing" xmlns:wp="http://schemas.openxmlformats.org/drawingml/2006/wordprocessingDrawing" xmlns:w10="urn:schemas-microsoft-com:office:word" xmlns:w="http://schemas.openxmlformats.org/wordprocessingml/2006/main" xmlns:w14="http://schemas.microsoft.com/office/word/2010/wordml" xmlns:w15="http://schemas.microsoft.com/office/word/2012/wordml" xmlns:w16cex="http://schemas.microsoft.com/office/word/2018/wordml/cex" xmlns:w16cid="http://schemas.microsoft.com/office/word/2016/wordml/cid" xmlns:w16="http://schemas.microsoft.com/office/word/2018/wordml" xmlns:w16sdtdh="http://schemas.microsoft.com/office/word/2020/wordml/sdtdatahash" xmlns:w16se="http://schemas.microsoft.com/office/word/2015/wordml/symex" xmlns:wpg="http://schemas.microsoft.com/office/word/2010/wordprocessingGroup" xmlns:wpi="http://schemas.microsoft.com/office/word/2010/wordprocessingInk" xmlns:wne="http://schemas.microsoft.com/office/word/2006/wordml" xmlns:wps="http://schemas.microsoft.com/office/word/2010/wordprocessingShape" mc:Ignorable="w14 w15 w16se w16cid w16 w16cex w16sdtdh wp14">
+<w:ftr xmlns:wpc="http://schemas.microsoft.com/office/word/2010/wordprocessingCanvas" xmlns:cx="http://schemas.microsoft.com/office/drawing/2014/chartex" xmlns:cx1="http://schemas.microsoft.com/office/drawing/2015/9/8/chartex" xmlns:cx2="http://schemas.microsoft.com/office/drawing/2015/10/21/chartex" xmlns:cx3="http://schemas.microsoft.com/office/drawing/2016/5/9/chartex" xmlns:cx4="http://schemas.microsoft.com/office/drawing/2016/5/10/chartex" xmlns:cx5="http://schemas.microsoft.com/office/drawing/2016/5/11/chartex" xmlns:cx6="http://schemas.microsoft.com/office/drawing/2016/5/12/chartex" xmlns:cx7="http://schemas.microsoft.com/office/drawing/2016/5/13/chartex" xmlns:cx8="http://schemas.microsoft.com/office/drawing/2016/5/14/chartex" xmlns:mc="http://schemas.openxmlformats.org/markup-compatibility/2006" xmlns:aink="http://schemas.microsoft.com/office/drawing/2016/ink" xmlns:am3d="http://schemas.microsoft.com/office/drawing/2017/model3d" xmlns:o="urn:schemas-microsoft-com:office:office" xmlns:oel="http://schemas.microsoft.com/office/2019/extlst" xmlns:r="http://schemas.openxmlformats.org/officeDocument/2006/relationships" xmlns:m="http://schemas.openxmlformats.org/officeDocument/2006/math" xmlns:v="urn:schemas-microsoft-com:vml" xmlns:wp14="http://schemas.microsoft.com/office/word/2010/wordprocessingDrawing" xmlns:wp="http://schemas.openxmlformats.org/drawingml/2006/wordprocessingDrawing" xmlns:w10="urn:schemas-microsoft-com:office:word" xmlns:w="http://schemas.openxmlformats.org/wordprocessingml/2006/main" xmlns:w14="http://schemas.microsoft.com/office/word/2010/wordml" xmlns:w15="http://schemas.microsoft.com/office/word/2012/wordml" xmlns:w16cex="http://schemas.microsoft.com/office/word/2018/wordml/cex" xmlns:w16cid="http://schemas.microsoft.com/office/word/2016/wordml/cid" xmlns:w16="http://schemas.microsoft.com/office/word/2018/wordml" xmlns:w16du="http://schemas.microsoft.com/office/word/2023/wordml/word16du" xmlns:w16sdtdh="http://schemas.microsoft.com/office/word/2020/wordml/sdtdatahash" xmlns:w16sdtfl="http://schemas.microsoft.com/office/word/2024/wordml/sdtformatlock" xmlns:w16se="http://schemas.microsoft.com/office/word/2015/wordml/symex" xmlns:wpg="http://schemas.microsoft.com/office/word/2010/wordprocessingGroup" xmlns:wpi="http://schemas.microsoft.com/office/word/2010/wordprocessingInk" xmlns:wne="http://schemas.microsoft.com/office/word/2006/wordml" xmlns:wps="http://schemas.microsoft.com/office/word/2010/wordprocessingShape" mc:Ignorable="w14 w15 w16se w16cid w16 w16cex w16sdtdh w16sdtfl w16du wp14">
   <w:p>
     <w:pPr>
       <w:pBdr>
@@ -6632,7 +6692,7 @@
 </file>
 
 <file path=word/footnotes.xml><?xml version="1.0" encoding="utf-8"?>
-<w:footnotes xmlns:wpc="http://schemas.microsoft.com/office/word/2010/wordprocessingCanvas" xmlns:cx="http://schemas.microsoft.com/office/drawing/2014/chartex" xmlns:cx1="http://schemas.microsoft.com/office/drawing/2015/9/8/chartex" xmlns:cx2="http://schemas.microsoft.com/office/drawing/2015/10/21/chartex" xmlns:cx3="http://schemas.microsoft.com/office/drawing/2016/5/9/chartex" xmlns:cx4="http://schemas.microsoft.com/office/drawing/2016/5/10/chartex" xmlns:cx5="http://schemas.microsoft.com/office/drawing/2016/5/11/chartex" xmlns:cx6="http://schemas.microsoft.com/office/drawing/2016/5/12/chartex" xmlns:cx7="http://schemas.microsoft.com/office/drawing/2016/5/13/chartex" xmlns:cx8="http://schemas.microsoft.com/office/drawing/2016/5/14/chartex" xmlns:mc="http://schemas.openxmlformats.org/markup-compatibility/2006" xmlns:aink="http://schemas.microsoft.com/office/drawing/2016/ink" xmlns:am3d="http://schemas.microsoft.com/office/drawing/2017/model3d" xmlns:o="urn:schemas-microsoft-com:office:office" xmlns:oel="http://schemas.microsoft.com/office/2019/extlst" xmlns:r="http://schemas.openxmlformats.org/officeDocument/2006/relationships" xmlns:m="http://schemas.openxmlformats.org/officeDocument/2006/math" xmlns:v="urn:schemas-microsoft-com:vml" xmlns:wp14="http://schemas.microsoft.com/office/word/2010/wordprocessingDrawing" xmlns:wp="http://schemas.openxmlformats.org/drawingml/2006/wordprocessingDrawing" xmlns:w10="urn:schemas-microsoft-com:office:word" xmlns:w="http://schemas.openxmlformats.org/wordprocessingml/2006/main" xmlns:w14="http://schemas.microsoft.com/office/word/2010/wordml" xmlns:w15="http://schemas.microsoft.com/office/word/2012/wordml" xmlns:w16cex="http://schemas.microsoft.com/office/word/2018/wordml/cex" xmlns:w16cid="http://schemas.microsoft.com/office/word/2016/wordml/cid" xmlns:w16="http://schemas.microsoft.com/office/word/2018/wordml" xmlns:w16sdtdh="http://schemas.microsoft.com/office/word/2020/wordml/sdtdatahash" xmlns:w16se="http://schemas.microsoft.com/office/word/2015/wordml/symex" xmlns:wpg="http://schemas.microsoft.com/office/word/2010/wordprocessingGroup" xmlns:wpi="http://schemas.microsoft.com/office/word/2010/wordprocessingInk" xmlns:wne="http://schemas.microsoft.com/office/word/2006/wordml" xmlns:wps="http://schemas.microsoft.com/office/word/2010/wordprocessingShape" mc:Ignorable="w14 w15 w16se w16cid w16 w16cex w16sdtdh wp14">
+<w:footnotes xmlns:wpc="http://schemas.microsoft.com/office/word/2010/wordprocessingCanvas" xmlns:cx="http://schemas.microsoft.com/office/drawing/2014/chartex" xmlns:cx1="http://schemas.microsoft.com/office/drawing/2015/9/8/chartex" xmlns:cx2="http://schemas.microsoft.com/office/drawing/2015/10/21/chartex" xmlns:cx3="http://schemas.microsoft.com/office/drawing/2016/5/9/chartex" xmlns:cx4="http://schemas.microsoft.com/office/drawing/2016/5/10/chartex" xmlns:cx5="http://schemas.microsoft.com/office/drawing/2016/5/11/chartex" xmlns:cx6="http://schemas.microsoft.com/office/drawing/2016/5/12/chartex" xmlns:cx7="http://schemas.microsoft.com/office/drawing/2016/5/13/chartex" xmlns:cx8="http://schemas.microsoft.com/office/drawing/2016/5/14/chartex" xmlns:mc="http://schemas.openxmlformats.org/markup-compatibility/2006" xmlns:aink="http://schemas.microsoft.com/office/drawing/2016/ink" xmlns:am3d="http://schemas.microsoft.com/office/drawing/2017/model3d" xmlns:o="urn:schemas-microsoft-com:office:office" xmlns:oel="http://schemas.microsoft.com/office/2019/extlst" xmlns:r="http://schemas.openxmlformats.org/officeDocument/2006/relationships" xmlns:m="http://schemas.openxmlformats.org/officeDocument/2006/math" xmlns:v="urn:schemas-microsoft-com:vml" xmlns:wp14="http://schemas.microsoft.com/office/word/2010/wordprocessingDrawing" xmlns:wp="http://schemas.openxmlformats.org/drawingml/2006/wordprocessingDrawing" xmlns:w10="urn:schemas-microsoft-com:office:word" xmlns:w="http://schemas.openxmlformats.org/wordprocessingml/2006/main" xmlns:w14="http://schemas.microsoft.com/office/word/2010/wordml" xmlns:w15="http://schemas.microsoft.com/office/word/2012/wordml" xmlns:w16cex="http://schemas.microsoft.com/office/word/2018/wordml/cex" xmlns:w16cid="http://schemas.microsoft.com/office/word/2016/wordml/cid" xmlns:w16="http://schemas.microsoft.com/office/word/2018/wordml" xmlns:w16du="http://schemas.microsoft.com/office/word/2023/wordml/word16du" xmlns:w16sdtdh="http://schemas.microsoft.com/office/word/2020/wordml/sdtdatahash" xmlns:w16sdtfl="http://schemas.microsoft.com/office/word/2024/wordml/sdtformatlock" xmlns:w16se="http://schemas.microsoft.com/office/word/2015/wordml/symex" xmlns:wpg="http://schemas.microsoft.com/office/word/2010/wordprocessingGroup" xmlns:wpi="http://schemas.microsoft.com/office/word/2010/wordprocessingInk" xmlns:wne="http://schemas.microsoft.com/office/word/2006/wordml" xmlns:wps="http://schemas.microsoft.com/office/word/2010/wordprocessingShape" mc:Ignorable="w14 w15 w16se w16cid w16 w16cex w16sdtdh w16sdtfl w16du wp14">
   <w:footnote w:type="separator" w:id="-1">
     <w:p>
       <w:r>
@@ -6651,7 +6711,7 @@
 </file>
 
 <file path=word/header1.xml><?xml version="1.0" encoding="utf-8"?>
-<w:hdr xmlns:wpc="http://schemas.microsoft.com/office/word/2010/wordprocessingCanvas" xmlns:cx="http://schemas.microsoft.com/office/drawing/2014/chartex" xmlns:cx1="http://schemas.microsoft.com/office/drawing/2015/9/8/chartex" xmlns:cx2="http://schemas.microsoft.com/office/drawing/2015/10/21/chartex" xmlns:cx3="http://schemas.microsoft.com/office/drawing/2016/5/9/chartex" xmlns:cx4="http://schemas.microsoft.com/office/drawing/2016/5/10/chartex" xmlns:cx5="http://schemas.microsoft.com/office/drawing/2016/5/11/chartex" xmlns:cx6="http://schemas.microsoft.com/office/drawing/2016/5/12/chartex" xmlns:cx7="http://schemas.microsoft.com/office/drawing/2016/5/13/chartex" xmlns:cx8="http://schemas.microsoft.com/office/drawing/2016/5/14/chartex" xmlns:mc="http://schemas.openxmlformats.org/markup-compatibility/2006" xmlns:aink="http://schemas.microsoft.com/office/drawing/2016/ink" xmlns:am3d="http://schemas.microsoft.com/office/drawing/2017/model3d" xmlns:o="urn:schemas-microsoft-com:office:office" xmlns:oel="http://schemas.microsoft.com/office/2019/extlst" xmlns:r="http://schemas.openxmlformats.org/officeDocument/2006/relationships" xmlns:m="http://schemas.openxmlformats.org/officeDocument/2006/math" xmlns:v="urn:schemas-microsoft-com:vml" xmlns:wp14="http://schemas.microsoft.com/office/word/2010/wordprocessingDrawing" xmlns:wp="http://schemas.openxmlformats.org/drawingml/2006/wordprocessingDrawing" xmlns:w10="urn:schemas-microsoft-com:office:word" xmlns:w="http://schemas.openxmlformats.org/wordprocessingml/2006/main" xmlns:w14="http://schemas.microsoft.com/office/word/2010/wordml" xmlns:w15="http://schemas.microsoft.com/office/word/2012/wordml" xmlns:w16cex="http://schemas.microsoft.com/office/word/2018/wordml/cex" xmlns:w16cid="http://schemas.microsoft.com/office/word/2016/wordml/cid" xmlns:w16="http://schemas.microsoft.com/office/word/2018/wordml" xmlns:w16sdtdh="http://schemas.microsoft.com/office/word/2020/wordml/sdtdatahash" xmlns:w16se="http://schemas.microsoft.com/office/word/2015/wordml/symex" xmlns:wpg="http://schemas.microsoft.com/office/word/2010/wordprocessingGroup" xmlns:wpi="http://schemas.microsoft.com/office/word/2010/wordprocessingInk" xmlns:wne="http://schemas.microsoft.com/office/word/2006/wordml" xmlns:wps="http://schemas.microsoft.com/office/word/2010/wordprocessingShape" mc:Ignorable="w14 w15 w16se w16cid w16 w16cex w16sdtdh wp14">
+<w:hdr xmlns:wpc="http://schemas.microsoft.com/office/word/2010/wordprocessingCanvas" xmlns:cx="http://schemas.microsoft.com/office/drawing/2014/chartex" xmlns:cx1="http://schemas.microsoft.com/office/drawing/2015/9/8/chartex" xmlns:cx2="http://schemas.microsoft.com/office/drawing/2015/10/21/chartex" xmlns:cx3="http://schemas.microsoft.com/office/drawing/2016/5/9/chartex" xmlns:cx4="http://schemas.microsoft.com/office/drawing/2016/5/10/chartex" xmlns:cx5="http://schemas.microsoft.com/office/drawing/2016/5/11/chartex" xmlns:cx6="http://schemas.microsoft.com/office/drawing/2016/5/12/chartex" xmlns:cx7="http://schemas.microsoft.com/office/drawing/2016/5/13/chartex" xmlns:cx8="http://schemas.microsoft.com/office/drawing/2016/5/14/chartex" xmlns:mc="http://schemas.openxmlformats.org/markup-compatibility/2006" xmlns:aink="http://schemas.microsoft.com/office/drawing/2016/ink" xmlns:am3d="http://schemas.microsoft.com/office/drawing/2017/model3d" xmlns:o="urn:schemas-microsoft-com:office:office" xmlns:oel="http://schemas.microsoft.com/office/2019/extlst" xmlns:r="http://schemas.openxmlformats.org/officeDocument/2006/relationships" xmlns:m="http://schemas.openxmlformats.org/officeDocument/2006/math" xmlns:v="urn:schemas-microsoft-com:vml" xmlns:wp14="http://schemas.microsoft.com/office/word/2010/wordprocessingDrawing" xmlns:wp="http://schemas.openxmlformats.org/drawingml/2006/wordprocessingDrawing" xmlns:w10="urn:schemas-microsoft-com:office:word" xmlns:w="http://schemas.openxmlformats.org/wordprocessingml/2006/main" xmlns:w14="http://schemas.microsoft.com/office/word/2010/wordml" xmlns:w15="http://schemas.microsoft.com/office/word/2012/wordml" xmlns:w16cex="http://schemas.microsoft.com/office/word/2018/wordml/cex" xmlns:w16cid="http://schemas.microsoft.com/office/word/2016/wordml/cid" xmlns:w16="http://schemas.microsoft.com/office/word/2018/wordml" xmlns:w16du="http://schemas.microsoft.com/office/word/2023/wordml/word16du" xmlns:w16sdtdh="http://schemas.microsoft.com/office/word/2020/wordml/sdtdatahash" xmlns:w16sdtfl="http://schemas.microsoft.com/office/word/2024/wordml/sdtformatlock" xmlns:w16se="http://schemas.microsoft.com/office/word/2015/wordml/symex" xmlns:wpg="http://schemas.microsoft.com/office/word/2010/wordprocessingGroup" xmlns:wpi="http://schemas.microsoft.com/office/word/2010/wordprocessingInk" xmlns:wne="http://schemas.microsoft.com/office/word/2006/wordml" xmlns:wps="http://schemas.microsoft.com/office/word/2010/wordprocessingShape" mc:Ignorable="w14 w15 w16se w16cid w16 w16cex w16sdtdh w16sdtfl w16du wp14">
   <w:p>
     <w:pPr>
       <w:pBdr>
@@ -6666,7 +6726,7 @@
 </file>
 
 <file path=word/numbering.xml><?xml version="1.0" encoding="utf-8"?>
-<w:numbering xmlns:wpc="http://schemas.microsoft.com/office/word/2010/wordprocessingCanvas" xmlns:cx="http://schemas.microsoft.com/office/drawing/2014/chartex" xmlns:cx1="http://schemas.microsoft.com/office/drawing/2015/9/8/chartex" xmlns:cx2="http://schemas.microsoft.com/office/drawing/2015/10/21/chartex" xmlns:cx3="http://schemas.microsoft.com/office/drawing/2016/5/9/chartex" xmlns:cx4="http://schemas.microsoft.com/office/drawing/2016/5/10/chartex" xmlns:cx5="http://schemas.microsoft.com/office/drawing/2016/5/11/chartex" xmlns:cx6="http://schemas.microsoft.com/office/drawing/2016/5/12/chartex" xmlns:cx7="http://schemas.microsoft.com/office/drawing/2016/5/13/chartex" xmlns:cx8="http://schemas.microsoft.com/office/drawing/2016/5/14/chartex" xmlns:mc="http://schemas.openxmlformats.org/markup-compatibility/2006" xmlns:aink="http://schemas.microsoft.com/office/drawing/2016/ink" xmlns:am3d="http://schemas.microsoft.com/office/drawing/2017/model3d" xmlns:o="urn:schemas-microsoft-com:office:office" xmlns:oel="http://schemas.microsoft.com/office/2019/extlst" xmlns:r="http://schemas.openxmlformats.org/officeDocument/2006/relationships" xmlns:m="http://schemas.openxmlformats.org/officeDocument/2006/math" xmlns:v="urn:schemas-microsoft-com:vml" xmlns:wp14="http://schemas.microsoft.com/office/word/2010/wordprocessingDrawing" xmlns:wp="http://schemas.openxmlformats.org/drawingml/2006/wordprocessingDrawing" xmlns:w10="urn:schemas-microsoft-com:office:word" xmlns:w="http://schemas.openxmlformats.org/wordprocessingml/2006/main" xmlns:w14="http://schemas.microsoft.com/office/word/2010/wordml" xmlns:w15="http://schemas.microsoft.com/office/word/2012/wordml" xmlns:w16cex="http://schemas.microsoft.com/office/word/2018/wordml/cex" xmlns:w16cid="http://schemas.microsoft.com/office/word/2016/wordml/cid" xmlns:w16="http://schemas.microsoft.com/office/word/2018/wordml" xmlns:w16sdtdh="http://schemas.microsoft.com/office/word/2020/wordml/sdtdatahash" xmlns:w16se="http://schemas.microsoft.com/office/word/2015/wordml/symex" xmlns:wpg="http://schemas.microsoft.com/office/word/2010/wordprocessingGroup" xmlns:wpi="http://schemas.microsoft.com/office/word/2010/wordprocessingInk" xmlns:wne="http://schemas.microsoft.com/office/word/2006/wordml" xmlns:wps="http://schemas.microsoft.com/office/word/2010/wordprocessingShape" mc:Ignorable="w14 w15 w16se w16cid w16 w16cex w16sdtdh wp14">
+<w:numbering xmlns:wpc="http://schemas.microsoft.com/office/word/2010/wordprocessingCanvas" xmlns:cx="http://schemas.microsoft.com/office/drawing/2014/chartex" xmlns:cx1="http://schemas.microsoft.com/office/drawing/2015/9/8/chartex" xmlns:cx2="http://schemas.microsoft.com/office/drawing/2015/10/21/chartex" xmlns:cx3="http://schemas.microsoft.com/office/drawing/2016/5/9/chartex" xmlns:cx4="http://schemas.microsoft.com/office/drawing/2016/5/10/chartex" xmlns:cx5="http://schemas.microsoft.com/office/drawing/2016/5/11/chartex" xmlns:cx6="http://schemas.microsoft.com/office/drawing/2016/5/12/chartex" xmlns:cx7="http://schemas.microsoft.com/office/drawing/2016/5/13/chartex" xmlns:cx8="http://schemas.microsoft.com/office/drawing/2016/5/14/chartex" xmlns:mc="http://schemas.openxmlformats.org/markup-compatibility/2006" xmlns:aink="http://schemas.microsoft.com/office/drawing/2016/ink" xmlns:am3d="http://schemas.microsoft.com/office/drawing/2017/model3d" xmlns:o="urn:schemas-microsoft-com:office:office" xmlns:oel="http://schemas.microsoft.com/office/2019/extlst" xmlns:r="http://schemas.openxmlformats.org/officeDocument/2006/relationships" xmlns:m="http://schemas.openxmlformats.org/officeDocument/2006/math" xmlns:v="urn:schemas-microsoft-com:vml" xmlns:wp14="http://schemas.microsoft.com/office/word/2010/wordprocessingDrawing" xmlns:wp="http://schemas.openxmlformats.org/drawingml/2006/wordprocessingDrawing" xmlns:w10="urn:schemas-microsoft-com:office:word" xmlns:w="http://schemas.openxmlformats.org/wordprocessingml/2006/main" xmlns:w14="http://schemas.microsoft.com/office/word/2010/wordml" xmlns:w15="http://schemas.microsoft.com/office/word/2012/wordml" xmlns:w16cex="http://schemas.microsoft.com/office/word/2018/wordml/cex" xmlns:w16cid="http://schemas.microsoft.com/office/word/2016/wordml/cid" xmlns:w16="http://schemas.microsoft.com/office/word/2018/wordml" xmlns:w16du="http://schemas.microsoft.com/office/word/2023/wordml/word16du" xmlns:w16sdtdh="http://schemas.microsoft.com/office/word/2020/wordml/sdtdatahash" xmlns:w16sdtfl="http://schemas.microsoft.com/office/word/2024/wordml/sdtformatlock" xmlns:w16se="http://schemas.microsoft.com/office/word/2015/wordml/symex" xmlns:wpg="http://schemas.microsoft.com/office/word/2010/wordprocessingGroup" xmlns:wpi="http://schemas.microsoft.com/office/word/2010/wordprocessingInk" xmlns:wne="http://schemas.microsoft.com/office/word/2006/wordml" xmlns:wps="http://schemas.microsoft.com/office/word/2010/wordprocessingShape" mc:Ignorable="w14 w15 w16se w16cid w16 w16cex w16sdtdh w16sdtfl w16du wp14">
   <w:abstractNum w:abstractNumId="0" w15:restartNumberingAfterBreak="0">
     <w:nsid w:val="0262171B"/>
     <w:multiLevelType w:val="hybridMultilevel"/>
@@ -6883,7 +6943,7 @@
 </file>
 
 <file path=word/styles.xml><?xml version="1.0" encoding="utf-8"?>
-<w:styles xmlns:mc="http://schemas.openxmlformats.org/markup-compatibility/2006" xmlns:r="http://schemas.openxmlformats.org/officeDocument/2006/relationships" xmlns:w="http://schemas.openxmlformats.org/wordprocessingml/2006/main" xmlns:w14="http://schemas.microsoft.com/office/word/2010/wordml" xmlns:w15="http://schemas.microsoft.com/office/word/2012/wordml" xmlns:w16cex="http://schemas.microsoft.com/office/word/2018/wordml/cex" xmlns:w16cid="http://schemas.microsoft.com/office/word/2016/wordml/cid" xmlns:w16="http://schemas.microsoft.com/office/word/2018/wordml" xmlns:w16sdtdh="http://schemas.microsoft.com/office/word/2020/wordml/sdtdatahash" xmlns:w16se="http://schemas.microsoft.com/office/word/2015/wordml/symex" mc:Ignorable="w14 w15 w16se w16cid w16 w16cex w16sdtdh">
+<w:styles xmlns:mc="http://schemas.openxmlformats.org/markup-compatibility/2006" xmlns:r="http://schemas.openxmlformats.org/officeDocument/2006/relationships" xmlns:w="http://schemas.openxmlformats.org/wordprocessingml/2006/main" xmlns:w14="http://schemas.microsoft.com/office/word/2010/wordml" xmlns:w15="http://schemas.microsoft.com/office/word/2012/wordml" xmlns:w16cex="http://schemas.microsoft.com/office/word/2018/wordml/cex" xmlns:w16cid="http://schemas.microsoft.com/office/word/2016/wordml/cid" xmlns:w16="http://schemas.microsoft.com/office/word/2018/wordml" xmlns:w16du="http://schemas.microsoft.com/office/word/2023/wordml/word16du" xmlns:w16sdtdh="http://schemas.microsoft.com/office/word/2020/wordml/sdtdatahash" xmlns:w16sdtfl="http://schemas.microsoft.com/office/word/2024/wordml/sdtformatlock" xmlns:w16se="http://schemas.microsoft.com/office/word/2015/wordml/symex" mc:Ignorable="w14 w15 w16se w16cid w16 w16cex w16sdtdh w16sdtfl w16du">
   <w:docDefaults>
     <w:rPrDefault>
       <w:rPr>
